--- a/Docs/Design/Valor Chronicle 공통 규칙 확정안.docx
+++ b/Docs/Design/Valor Chronicle 공통 규칙 확정안.docx
@@ -2592,7 +2592,7 @@
     </w:p>
     <w:p>
       <w:r>
-        <w:t>서로 다른 버프가 같은 계산 계열에 속하면 각 버프는 동시에 존재할 수 있으며, 최종 계산에서는 같은 계열끼리 합산한다.</w:t>
+        <w:t>서로 다른 버프가 같은 계산 계열에 속하면 각 버프는 동시에 존재할 수 있으며, 최종 계산에서는 같은 계열끼리 합산한다. 공격력 증가 효과에는 현재 전체 합계 상한을 적용하지 않으며, 기존 50% 상한 규칙은 폐기한다. 합계가 50%를 초과해도 전용 규칙에 위배되지 않으면 모두 적용하고, 효과별 전용 상한만 해당 효과군에 적용한다.</w:t>
       </w:r>
     </w:p>
     <w:p>
@@ -3001,7 +3001,7 @@
     </w:p>
     <w:p>
       <w:r>
-        <w:t>불사조의 축복처럼 여러 기여분을 별도 관리하는 효과는 예외적으로 별도 인스턴스 방식을 사용한다.</w:t>
+        <w:t>피오라의 초과 회복 패시브로 생성되는 불사조의 축복은 별도 인스턴스 방식을 사용한다. 활성 패시브 인스턴스 합계는 공격력 계산 시 20%까지만 반영하지만, 상한을 초과한 원본 수치와 잔여 턴은 보존하며 일부 만료 후 남은 인스턴스로 적용량을 다시 계산한다. 고양의 불꽃 5%와 불사조의 찬가 9%는 이 전용 상한에 포함하지 않는다. 두 효과는 서로 다른 버프로 동시에 유지할 수 있고, 같은 효과가 다시 발동하면 수치는 중첩하지 않고 지속 시간만 갱신한다.</w:t>
       </w:r>
     </w:p>
     <w:p>
